--- a/docs/ProceduraDiMigrazione/01-PerEsportazioneEdImportazioneSingolaAzienda/Procedura_migrazione.docx
+++ b/docs/ProceduraDiMigrazione/01-PerEsportazioneEdImportazioneSingolaAzienda/Procedura_migrazione.docx
@@ -2,6 +2,451 @@
 <file path=word/document.xml><?xml version="1.0" encoding="utf-8"?>
 <w:document xmlns:wpc="http://schemas.microsoft.com/office/word/2010/wordprocessingCanvas" xmlns:cx="http://schemas.microsoft.com/office/drawing/2014/chartex" xmlns:cx1="http://schemas.microsoft.com/office/drawing/2015/9/8/chartex" xmlns:cx2="http://schemas.microsoft.com/office/drawing/2015/10/21/chartex" xmlns:cx3="http://schemas.microsoft.com/office/drawing/2016/5/9/chartex" xmlns:cx4="http://schemas.microsoft.com/office/drawing/2016/5/10/chartex" xmlns:cx5="http://schemas.microsoft.com/office/drawing/2016/5/11/chartex" xmlns:cx6="http://schemas.microsoft.com/office/drawing/2016/5/12/chartex" xmlns:cx7="http://schemas.microsoft.com/office/drawing/2016/5/13/chartex" xmlns:cx8="http://schemas.microsoft.com/office/drawing/2016/5/14/chartex" xmlns:mc="http://schemas.openxmlformats.org/markup-compatibility/2006" xmlns:aink="http://schemas.microsoft.com/office/drawing/2016/ink" xmlns:am3d="http://schemas.microsoft.com/office/drawing/2017/model3d" xmlns:o="urn:schemas-microsoft-com:office:office" xmlns:r="http://schemas.openxmlformats.org/officeDocument/2006/relationships" xmlns:m="http://schemas.openxmlformats.org/officeDocument/2006/math" xmlns:v="urn:schemas-microsoft-com:vml" xmlns:wp14="http://schemas.microsoft.com/office/word/2010/wordprocessingDrawing" xmlns:wp="http://schemas.openxmlformats.org/drawingml/2006/wordprocessingDrawing" xmlns:w10="urn:schemas-microsoft-com:office:word" xmlns:w="http://schemas.openxmlformats.org/wordprocessingml/2006/main" xmlns:w14="http://schemas.microsoft.com/office/word/2010/wordml" xmlns:w15="http://schemas.microsoft.com/office/word/2012/wordml" xmlns:w16cid="http://schemas.microsoft.com/office/word/2016/wordml/cid" xmlns:w16se="http://schemas.microsoft.com/office/word/2015/wordml/symex" xmlns:wpg="http://schemas.microsoft.com/office/word/2010/wordprocessingGroup" xmlns:wpi="http://schemas.microsoft.com/office/word/2010/wordprocessingInk" xmlns:wne="http://schemas.microsoft.com/office/word/2006/wordml" xmlns:wps="http://schemas.microsoft.com/office/word/2010/wordprocessingShape" mc:Ignorable="w14 w15 w16se w16cid wp14">
   <w:body>
+    <w:sdt>
+      <w:sdtPr>
+        <w:id w:val="1441333245"/>
+        <w:docPartObj>
+          <w:docPartGallery w:val="Cover Pages"/>
+          <w:docPartUnique/>
+        </w:docPartObj>
+      </w:sdtPr>
+      <w:sdtContent>
+        <w:p>
+          <w:r>
+            <w:rPr>
+              <w:noProof/>
+            </w:rPr>
+            <mc:AlternateContent>
+              <mc:Choice Requires="wps">
+                <w:drawing>
+                  <wp:anchor distT="0" distB="0" distL="114300" distR="114300" simplePos="0" relativeHeight="251659264" behindDoc="0" locked="0" layoutInCell="1" allowOverlap="1" wp14:anchorId="4EAD37A1" wp14:editId="663BF88C">
+                    <wp:simplePos x="0" y="0"/>
+                    <mc:AlternateContent>
+                      <mc:Choice Requires="wp14">
+                        <wp:positionH relativeFrom="page">
+                          <wp14:pctPosHOffset>2000</wp14:pctPosHOffset>
+                        </wp:positionH>
+                      </mc:Choice>
+                      <mc:Fallback>
+                        <wp:positionH relativeFrom="page">
+                          <wp:posOffset>151130</wp:posOffset>
+                        </wp:positionH>
+                      </mc:Fallback>
+                    </mc:AlternateContent>
+                    <mc:AlternateContent>
+                      <mc:Choice Requires="wp14">
+                        <wp:positionV relativeFrom="page">
+                          <wp14:pctPosVOffset>2000</wp14:pctPosVOffset>
+                        </wp:positionV>
+                      </mc:Choice>
+                      <mc:Fallback>
+                        <wp:positionV relativeFrom="page">
+                          <wp:posOffset>213360</wp:posOffset>
+                        </wp:positionV>
+                      </mc:Fallback>
+                    </mc:AlternateContent>
+                    <wp:extent cx="5363210" cy="9653270"/>
+                    <wp:effectExtent l="0" t="0" r="8890" b="2540"/>
+                    <wp:wrapNone/>
+                    <wp:docPr id="471" name="Rettangolo 16"/>
+                    <wp:cNvGraphicFramePr>
+                      <a:graphicFrameLocks xmlns:a="http://schemas.openxmlformats.org/drawingml/2006/main"/>
+                    </wp:cNvGraphicFramePr>
+                    <a:graphic xmlns:a="http://schemas.openxmlformats.org/drawingml/2006/main">
+                      <a:graphicData uri="http://schemas.microsoft.com/office/word/2010/wordprocessingShape">
+                        <wps:wsp>
+                          <wps:cNvSpPr>
+                            <a:spLocks/>
+                          </wps:cNvSpPr>
+                          <wps:spPr bwMode="auto">
+                            <a:xfrm>
+                              <a:off x="0" y="0"/>
+                              <a:ext cx="5363210" cy="9653270"/>
+                            </a:xfrm>
+                            <a:prstGeom prst="rect">
+                              <a:avLst/>
+                            </a:prstGeom>
+                            <a:solidFill>
+                              <a:schemeClr val="accent1"/>
+                            </a:solidFill>
+                            <a:ln>
+                              <a:noFill/>
+                            </a:ln>
+                          </wps:spPr>
+                          <wps:txbx>
+                            <w:txbxContent>
+                              <w:sdt>
+                                <w:sdtPr>
+                                  <w:rPr>
+                                    <w:caps/>
+                                    <w:color w:val="FFFFFF" w:themeColor="background1"/>
+                                    <w:sz w:val="80"/>
+                                    <w:szCs w:val="80"/>
+                                  </w:rPr>
+                                  <w:alias w:val="Titolo"/>
+                                  <w:id w:val="-1275550102"/>
+                                  <w:dataBinding w:prefixMappings="xmlns:ns0='http://schemas.openxmlformats.org/package/2006/metadata/core-properties' xmlns:ns1='http://purl.org/dc/elements/1.1/'" w:xpath="/ns0:coreProperties[1]/ns1:title[1]" w:storeItemID="{6C3C8BC8-F283-45AE-878A-BAB7291924A1}"/>
+                                  <w:text/>
+                                </w:sdtPr>
+                                <w:sdtContent>
+                                  <w:p>
+                                    <w:pPr>
+                                      <w:pStyle w:val="Titolo"/>
+                                      <w:jc w:val="right"/>
+                                      <w:rPr>
+                                        <w:caps/>
+                                        <w:color w:val="FFFFFF" w:themeColor="background1"/>
+                                        <w:sz w:val="80"/>
+                                        <w:szCs w:val="80"/>
+                                      </w:rPr>
+                                    </w:pPr>
+                                    <w:r>
+                                      <w:rPr>
+                                        <w:caps/>
+                                        <w:color w:val="FFFFFF" w:themeColor="background1"/>
+                                        <w:sz w:val="80"/>
+                                        <w:szCs w:val="80"/>
+                                      </w:rPr>
+                                      <w:t>migrazione e gestione nel continuo gorico</w:t>
+                                    </w:r>
+                                  </w:p>
+                                </w:sdtContent>
+                              </w:sdt>
+                              <w:p>
+                                <w:pPr>
+                                  <w:spacing w:before="240"/>
+                                  <w:ind w:left="720"/>
+                                  <w:jc w:val="right"/>
+                                  <w:rPr>
+                                    <w:color w:val="FFFFFF" w:themeColor="background1"/>
+                                  </w:rPr>
+                                </w:pPr>
+                              </w:p>
+                              <w:sdt>
+                                <w:sdtPr>
+                                  <w:rPr>
+                                    <w:color w:val="FFFFFF" w:themeColor="background1"/>
+                                    <w:sz w:val="21"/>
+                                    <w:szCs w:val="21"/>
+                                  </w:rPr>
+                                  <w:alias w:val="Sunto"/>
+                                  <w:id w:val="-1812170092"/>
+                                  <w:dataBinding w:prefixMappings="xmlns:ns0='http://schemas.microsoft.com/office/2006/coverPageProps'" w:xpath="/ns0:CoverPageProperties[1]/ns0:Abstract[1]" w:storeItemID="{55AF091B-3C7A-41E3-B477-F2FDAA23CFDA}"/>
+                                  <w:text/>
+                                </w:sdtPr>
+                                <w:sdtContent>
+                                  <w:p>
+                                    <w:pPr>
+                                      <w:spacing w:before="240"/>
+                                      <w:ind w:left="1008"/>
+                                      <w:jc w:val="right"/>
+                                      <w:rPr>
+                                        <w:color w:val="FFFFFF" w:themeColor="background1"/>
+                                      </w:rPr>
+                                    </w:pPr>
+                                    <w:r>
+                                      <w:rPr>
+                                        <w:color w:val="FFFFFF" w:themeColor="background1"/>
+                                        <w:sz w:val="21"/>
+                                        <w:szCs w:val="21"/>
+                                      </w:rPr>
+                                      <w:t>Procedura per la gestione della migrazione una tantum e migrazione successiva dei clienti da Connexio a Gorico</w:t>
+                                    </w:r>
+                                  </w:p>
+                                </w:sdtContent>
+                              </w:sdt>
+                            </w:txbxContent>
+                          </wps:txbx>
+                          <wps:bodyPr rot="0" vert="horz" wrap="square" lIns="274320" tIns="914400" rIns="274320" bIns="45720" anchor="ctr" anchorCtr="0" upright="1">
+                            <a:noAutofit/>
+                          </wps:bodyPr>
+                        </wps:wsp>
+                      </a:graphicData>
+                    </a:graphic>
+                    <wp14:sizeRelH relativeFrom="page">
+                      <wp14:pctWidth>69000</wp14:pctWidth>
+                    </wp14:sizeRelH>
+                    <wp14:sizeRelV relativeFrom="page">
+                      <wp14:pctHeight>96000</wp14:pctHeight>
+                    </wp14:sizeRelV>
+                  </wp:anchor>
+                </w:drawing>
+              </mc:Choice>
+              <mc:Fallback>
+                <w:pict>
+                  <v:rect w14:anchorId="4EAD37A1" id="Rettangolo 16" o:spid="_x0000_s1026" style="position:absolute;margin-left:0;margin-top:0;width:422.3pt;height:760.1pt;z-index:251659264;visibility:visible;mso-wrap-style:square;mso-width-percent:690;mso-height-percent:960;mso-left-percent:20;mso-top-percent:20;mso-wrap-distance-left:9pt;mso-wrap-distance-top:0;mso-wrap-distance-right:9pt;mso-wrap-distance-bottom:0;mso-position-horizontal-relative:page;mso-position-vertical-relative:page;mso-width-percent:690;mso-height-percent:960;mso-left-percent:20;mso-top-percent:20;mso-width-relative:page;mso-height-relative:page;v-text-anchor:middle" o:gfxdata="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" fillcolor="#4472c4 [3204]" stroked="f">
+                    <v:textbox inset="21.6pt,1in,21.6pt">
+                      <w:txbxContent>
+                        <w:sdt>
+                          <w:sdtPr>
+                            <w:rPr>
+                              <w:caps/>
+                              <w:color w:val="FFFFFF" w:themeColor="background1"/>
+                              <w:sz w:val="80"/>
+                              <w:szCs w:val="80"/>
+                            </w:rPr>
+                            <w:alias w:val="Titolo"/>
+                            <w:id w:val="-1275550102"/>
+                            <w:dataBinding w:prefixMappings="xmlns:ns0='http://schemas.openxmlformats.org/package/2006/metadata/core-properties' xmlns:ns1='http://purl.org/dc/elements/1.1/'" w:xpath="/ns0:coreProperties[1]/ns1:title[1]" w:storeItemID="{6C3C8BC8-F283-45AE-878A-BAB7291924A1}"/>
+                            <w:text/>
+                          </w:sdtPr>
+                          <w:sdtContent>
+                            <w:p>
+                              <w:pPr>
+                                <w:pStyle w:val="Titolo"/>
+                                <w:jc w:val="right"/>
+                                <w:rPr>
+                                  <w:caps/>
+                                  <w:color w:val="FFFFFF" w:themeColor="background1"/>
+                                  <w:sz w:val="80"/>
+                                  <w:szCs w:val="80"/>
+                                </w:rPr>
+                              </w:pPr>
+                              <w:r>
+                                <w:rPr>
+                                  <w:caps/>
+                                  <w:color w:val="FFFFFF" w:themeColor="background1"/>
+                                  <w:sz w:val="80"/>
+                                  <w:szCs w:val="80"/>
+                                </w:rPr>
+                                <w:t>migrazione e gestione nel continuo gorico</w:t>
+                              </w:r>
+                            </w:p>
+                          </w:sdtContent>
+                        </w:sdt>
+                        <w:p>
+                          <w:pPr>
+                            <w:spacing w:before="240"/>
+                            <w:ind w:left="720"/>
+                            <w:jc w:val="right"/>
+                            <w:rPr>
+                              <w:color w:val="FFFFFF" w:themeColor="background1"/>
+                            </w:rPr>
+                          </w:pPr>
+                        </w:p>
+                        <w:sdt>
+                          <w:sdtPr>
+                            <w:rPr>
+                              <w:color w:val="FFFFFF" w:themeColor="background1"/>
+                              <w:sz w:val="21"/>
+                              <w:szCs w:val="21"/>
+                            </w:rPr>
+                            <w:alias w:val="Sunto"/>
+                            <w:id w:val="-1812170092"/>
+                            <w:dataBinding w:prefixMappings="xmlns:ns0='http://schemas.microsoft.com/office/2006/coverPageProps'" w:xpath="/ns0:CoverPageProperties[1]/ns0:Abstract[1]" w:storeItemID="{55AF091B-3C7A-41E3-B477-F2FDAA23CFDA}"/>
+                            <w:text/>
+                          </w:sdtPr>
+                          <w:sdtContent>
+                            <w:p>
+                              <w:pPr>
+                                <w:spacing w:before="240"/>
+                                <w:ind w:left="1008"/>
+                                <w:jc w:val="right"/>
+                                <w:rPr>
+                                  <w:color w:val="FFFFFF" w:themeColor="background1"/>
+                                </w:rPr>
+                              </w:pPr>
+                              <w:r>
+                                <w:rPr>
+                                  <w:color w:val="FFFFFF" w:themeColor="background1"/>
+                                  <w:sz w:val="21"/>
+                                  <w:szCs w:val="21"/>
+                                </w:rPr>
+                                <w:t>Procedura per la gestione della migrazione una tantum e migrazione successiva dei clienti da Connexio a Gorico</w:t>
+                              </w:r>
+                            </w:p>
+                          </w:sdtContent>
+                        </w:sdt>
+                      </w:txbxContent>
+                    </v:textbox>
+                    <w10:wrap anchorx="page" anchory="page"/>
+                  </v:rect>
+                </w:pict>
+              </mc:Fallback>
+            </mc:AlternateContent>
+          </w:r>
+          <w:r>
+            <w:rPr>
+              <w:noProof/>
+            </w:rPr>
+            <mc:AlternateContent>
+              <mc:Choice Requires="wps">
+                <w:drawing>
+                  <wp:anchor distT="0" distB="0" distL="114300" distR="114300" simplePos="0" relativeHeight="251660288" behindDoc="0" locked="0" layoutInCell="1" allowOverlap="1" wp14:anchorId="25BB03A1" wp14:editId="1286F921">
+                    <wp:simplePos x="0" y="0"/>
+                    <mc:AlternateContent>
+                      <mc:Choice Requires="wp14">
+                        <wp:positionH relativeFrom="page">
+                          <wp14:pctPosHOffset>73000</wp14:pctPosHOffset>
+                        </wp:positionH>
+                      </mc:Choice>
+                      <mc:Fallback>
+                        <wp:positionH relativeFrom="page">
+                          <wp:posOffset>5518785</wp:posOffset>
+                        </wp:positionH>
+                      </mc:Fallback>
+                    </mc:AlternateContent>
+                    <wp:positionV relativeFrom="page">
+                      <wp:align>center</wp:align>
+                    </wp:positionV>
+                    <wp:extent cx="1880870" cy="9655810"/>
+                    <wp:effectExtent l="0" t="0" r="5080" b="2540"/>
+                    <wp:wrapNone/>
+                    <wp:docPr id="472" name="Rettangolo 472"/>
+                    <wp:cNvGraphicFramePr>
+                      <a:graphicFrameLocks xmlns:a="http://schemas.openxmlformats.org/drawingml/2006/main"/>
+                    </wp:cNvGraphicFramePr>
+                    <a:graphic xmlns:a="http://schemas.openxmlformats.org/drawingml/2006/main">
+                      <a:graphicData uri="http://schemas.microsoft.com/office/word/2010/wordprocessingShape">
+                        <wps:wsp>
+                          <wps:cNvSpPr>
+                            <a:spLocks/>
+                          </wps:cNvSpPr>
+                          <wps:spPr>
+                            <a:xfrm>
+                              <a:off x="0" y="0"/>
+                              <a:ext cx="1880870" cy="9655810"/>
+                            </a:xfrm>
+                            <a:prstGeom prst="rect">
+                              <a:avLst/>
+                            </a:prstGeom>
+                            <a:solidFill>
+                              <a:schemeClr val="tx2"/>
+                            </a:solidFill>
+                            <a:ln>
+                              <a:noFill/>
+                            </a:ln>
+                          </wps:spPr>
+                          <wps:style>
+                            <a:lnRef idx="2">
+                              <a:schemeClr val="accent1">
+                                <a:shade val="50000"/>
+                              </a:schemeClr>
+                            </a:lnRef>
+                            <a:fillRef idx="1">
+                              <a:schemeClr val="accent1"/>
+                            </a:fillRef>
+                            <a:effectRef idx="0">
+                              <a:schemeClr val="accent1"/>
+                            </a:effectRef>
+                            <a:fontRef idx="minor">
+                              <a:schemeClr val="lt1"/>
+                            </a:fontRef>
+                          </wps:style>
+                          <wps:txbx>
+                            <w:txbxContent>
+                              <w:sdt>
+                                <w:sdtPr>
+                                  <w:rPr>
+                                    <w:rFonts w:cstheme="minorBidi"/>
+                                    <w:color w:val="FFFFFF" w:themeColor="background1"/>
+                                  </w:rPr>
+                                  <w:alias w:val="Sottotitolo"/>
+                                  <w:id w:val="-505288762"/>
+                                  <w:showingPlcHdr/>
+                                  <w:dataBinding w:prefixMappings="xmlns:ns0='http://schemas.openxmlformats.org/package/2006/metadata/core-properties' xmlns:ns1='http://purl.org/dc/elements/1.1/'" w:xpath="/ns0:coreProperties[1]/ns1:subject[1]" w:storeItemID="{6C3C8BC8-F283-45AE-878A-BAB7291924A1}"/>
+                                  <w:text/>
+                                </w:sdtPr>
+                                <w:sdtContent>
+                                  <w:p>
+                                    <w:pPr>
+                                      <w:pStyle w:val="Sottotitolo"/>
+                                      <w:rPr>
+                                        <w:rFonts w:cstheme="minorBidi"/>
+                                        <w:color w:val="FFFFFF" w:themeColor="background1"/>
+                                      </w:rPr>
+                                    </w:pPr>
+                                    <w:r>
+                                      <w:rPr>
+                                        <w:rFonts w:cstheme="minorBidi"/>
+                                        <w:color w:val="FFFFFF" w:themeColor="background1"/>
+                                      </w:rPr>
+                                      <w:t>[Sottotitolo del documento]</w:t>
+                                    </w:r>
+                                  </w:p>
+                                </w:sdtContent>
+                              </w:sdt>
+                            </w:txbxContent>
+                          </wps:txbx>
+                          <wps:bodyPr rot="0" spcFirstLastPara="0" vertOverflow="overflow" horzOverflow="overflow" vert="horz" wrap="square" lIns="182880" tIns="45720" rIns="182880" bIns="45720" numCol="1" spcCol="0" rtlCol="0" fromWordArt="0" anchor="ctr" anchorCtr="0" forceAA="0" compatLnSpc="1">
+                            <a:prstTxWarp prst="textNoShape">
+                              <a:avLst/>
+                            </a:prstTxWarp>
+                            <a:noAutofit/>
+                          </wps:bodyPr>
+                        </wps:wsp>
+                      </a:graphicData>
+                    </a:graphic>
+                    <wp14:sizeRelH relativeFrom="page">
+                      <wp14:pctWidth>24200</wp14:pctWidth>
+                    </wp14:sizeRelH>
+                    <wp14:sizeRelV relativeFrom="page">
+                      <wp14:pctHeight>96000</wp14:pctHeight>
+                    </wp14:sizeRelV>
+                  </wp:anchor>
+                </w:drawing>
+              </mc:Choice>
+              <mc:Fallback>
+                <w:pict>
+                  <v:rect w14:anchorId="25BB03A1" id="Rettangolo 472" o:spid="_x0000_s1027" style="position:absolute;margin-left:0;margin-top:0;width:148.1pt;height:760.3pt;z-index:251660288;visibility:visible;mso-wrap-style:square;mso-width-percent:242;mso-height-percent:960;mso-left-percent:730;mso-wrap-distance-left:9pt;mso-wrap-distance-top:0;mso-wrap-distance-right:9pt;mso-wrap-distance-bottom:0;mso-position-horizontal-relative:page;mso-position-vertical:center;mso-position-vertical-relative:page;mso-width-percent:242;mso-height-percent:960;mso-left-percent:730;mso-width-relative:page;mso-height-relative:page;v-text-anchor:middle" o:gfxdata="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" fillcolor="#44546a [3215]" stroked="f" strokeweight="1pt">
+                    <v:textbox inset="14.4pt,,14.4pt">
+                      <w:txbxContent>
+                        <w:sdt>
+                          <w:sdtPr>
+                            <w:rPr>
+                              <w:rFonts w:cstheme="minorBidi"/>
+                              <w:color w:val="FFFFFF" w:themeColor="background1"/>
+                            </w:rPr>
+                            <w:alias w:val="Sottotitolo"/>
+                            <w:id w:val="-505288762"/>
+                            <w:showingPlcHdr/>
+                            <w:dataBinding w:prefixMappings="xmlns:ns0='http://schemas.openxmlformats.org/package/2006/metadata/core-properties' xmlns:ns1='http://purl.org/dc/elements/1.1/'" w:xpath="/ns0:coreProperties[1]/ns1:subject[1]" w:storeItemID="{6C3C8BC8-F283-45AE-878A-BAB7291924A1}"/>
+                            <w:text/>
+                          </w:sdtPr>
+                          <w:sdtContent>
+                            <w:p>
+                              <w:pPr>
+                                <w:pStyle w:val="Sottotitolo"/>
+                                <w:rPr>
+                                  <w:rFonts w:cstheme="minorBidi"/>
+                                  <w:color w:val="FFFFFF" w:themeColor="background1"/>
+                                </w:rPr>
+                              </w:pPr>
+                              <w:r>
+                                <w:rPr>
+                                  <w:rFonts w:cstheme="minorBidi"/>
+                                  <w:color w:val="FFFFFF" w:themeColor="background1"/>
+                                </w:rPr>
+                                <w:t>[Sottotitolo del documento]</w:t>
+                              </w:r>
+                            </w:p>
+                          </w:sdtContent>
+                        </w:sdt>
+                      </w:txbxContent>
+                    </v:textbox>
+                    <w10:wrap anchorx="page" anchory="page"/>
+                  </v:rect>
+                </w:pict>
+              </mc:Fallback>
+            </mc:AlternateContent>
+          </w:r>
+        </w:p>
+        <w:p/>
+        <w:p>
+          <w:pPr>
+            <w:rPr>
+              <w:rFonts w:asciiTheme="majorHAnsi" w:eastAsiaTheme="majorEastAsia" w:hAnsiTheme="majorHAnsi" w:cstheme="majorBidi"/>
+              <w:color w:val="2F5496" w:themeColor="accent1" w:themeShade="BF"/>
+              <w:sz w:val="32"/>
+              <w:szCs w:val="32"/>
+            </w:rPr>
+          </w:pPr>
+          <w:r>
+            <w:br w:type="page"/>
+          </w:r>
+        </w:p>
+      </w:sdtContent>
+    </w:sdt>
     <w:p>
       <w:pPr>
         <w:pStyle w:val="Titolo1"/>
@@ -10,6 +455,454 @@
           <w:numId w:val="1"/>
         </w:numPr>
       </w:pPr>
+      <w:bookmarkStart w:id="0" w:name="_Hlk33001756"/>
+      <w:r>
+        <w:lastRenderedPageBreak/>
+        <w:t>Premessa</w:t>
+      </w:r>
+    </w:p>
+    <w:bookmarkEnd w:id="0"/>
+    <w:p/>
+    <w:p>
+      <w:pPr>
+        <w:rPr>
+          <w:sz w:val="24"/>
+          <w:szCs w:val="24"/>
+        </w:rPr>
+      </w:pPr>
+      <w:r>
+        <w:rPr>
+          <w:sz w:val="24"/>
+          <w:szCs w:val="24"/>
+        </w:rPr>
+        <w:t xml:space="preserve">La presente procedura descrive la </w:t>
+      </w:r>
+      <w:r>
+        <w:rPr>
+          <w:sz w:val="24"/>
+          <w:szCs w:val="24"/>
+        </w:rPr>
+        <w:t>procedura di “splitting” dell’attuale DB di produzione (DB 1), ospitato su OVH, sul futuro DB di produzione (DB 3) situato su AWS.</w:t>
+      </w:r>
+    </w:p>
+    <w:p>
+      <w:pPr>
+        <w:rPr>
+          <w:sz w:val="24"/>
+          <w:szCs w:val="24"/>
+        </w:rPr>
+      </w:pPr>
+      <w:r>
+        <w:rPr>
+          <w:sz w:val="24"/>
+          <w:szCs w:val="24"/>
+        </w:rPr>
+        <w:t>Il primo obiettivo è continuare a gestire alcuni clienti sul “vecchio DB” (DB1) con la vecchia applicazione. Successivamente sarà valutato se migrare tutti i clienti su DB3 o mantenerne qualcuno su DB1 e qualcuno su DB3.</w:t>
+      </w:r>
+    </w:p>
+    <w:p/>
+    <w:p>
+      <w:r>
+        <w:t>La presente procedura descrive pertanto le due citate fasi (1- splitting e 2- migrazioni successiva di singoli clienti)</w:t>
+      </w:r>
+    </w:p>
+    <w:p>
+      <w:pPr>
+        <w:pStyle w:val="Paragrafoelenco"/>
+        <w:numPr>
+          <w:ilvl w:val="0"/>
+          <w:numId w:val="5"/>
+        </w:numPr>
+      </w:pPr>
+      <w:r>
+        <w:rPr>
+          <w:b/>
+          <w:bCs/>
+        </w:rPr>
+        <w:t>Splitting:</w:t>
+      </w:r>
+      <w:r>
+        <w:t xml:space="preserve"> </w:t>
+      </w:r>
+      <w:r>
+        <w:t xml:space="preserve">La prima </w:t>
+      </w:r>
+      <w:r>
+        <w:t xml:space="preserve">duplicazione </w:t>
+      </w:r>
+      <w:r>
+        <w:t xml:space="preserve">dall’attuale DB di produzione (DB 1 su OVH) </w:t>
+      </w:r>
+      <w:r>
+        <w:t>su</w:t>
+      </w:r>
+      <w:r>
+        <w:t xml:space="preserve"> DB </w:t>
+      </w:r>
+      <w:r>
+        <w:t>3 e conseguente cancellazione da DB 3 dei clienti che continueranno ad essere gestiti su DB 1</w:t>
+      </w:r>
+    </w:p>
+    <w:p>
+      <w:pPr>
+        <w:pStyle w:val="Paragrafoelenco"/>
+        <w:numPr>
+          <w:ilvl w:val="0"/>
+          <w:numId w:val="5"/>
+        </w:numPr>
+      </w:pPr>
+      <w:r>
+        <w:rPr>
+          <w:b/>
+          <w:bCs/>
+        </w:rPr>
+        <w:t>Migrazioni successive di singoli clienti:</w:t>
+      </w:r>
+      <w:r>
+        <w:t xml:space="preserve"> La migrazione dei successivi clienti per i quali si intendesse </w:t>
+      </w:r>
+      <w:r>
+        <w:rPr>
+          <w:b/>
+          <w:bCs/>
+          <w:u w:val="single"/>
+        </w:rPr>
+        <w:t>successivamente</w:t>
+      </w:r>
+      <w:r>
+        <w:t xml:space="preserve"> procedere alla migrazione da DB1 a DB3.</w:t>
+      </w:r>
+    </w:p>
+    <w:p>
+      <w:pPr>
+        <w:pStyle w:val="Paragrafoelenco"/>
+      </w:pPr>
+    </w:p>
+    <w:p>
+      <w:pPr>
+        <w:pStyle w:val="Paragrafoelenco"/>
+      </w:pPr>
+    </w:p>
+    <w:p>
+      <w:pPr>
+        <w:pStyle w:val="Paragrafoelenco"/>
+      </w:pPr>
+      <w:r>
+        <w:t>Nei successivi paragrafi 3 e 4 saranno descritte distintamente le due fasi</w:t>
+      </w:r>
+    </w:p>
+    <w:p/>
+    <w:p>
+      <w:pPr>
+        <w:pStyle w:val="Titolo1"/>
+        <w:numPr>
+          <w:ilvl w:val="0"/>
+          <w:numId w:val="1"/>
+        </w:numPr>
+      </w:pPr>
+      <w:r>
+        <w:t>Definizioni</w:t>
+      </w:r>
+    </w:p>
+    <w:p/>
+    <w:p>
+      <w:pPr>
+        <w:rPr>
+          <w:sz w:val="24"/>
+          <w:szCs w:val="24"/>
+        </w:rPr>
+      </w:pPr>
+      <w:r>
+        <w:rPr>
+          <w:sz w:val="24"/>
+          <w:szCs w:val="24"/>
+        </w:rPr>
+        <w:t xml:space="preserve">Database di partenza: </w:t>
+      </w:r>
+    </w:p>
+    <w:p>
+      <w:pPr>
+        <w:pStyle w:val="Paragrafoelenco"/>
+        <w:numPr>
+          <w:ilvl w:val="0"/>
+          <w:numId w:val="3"/>
+        </w:numPr>
+      </w:pPr>
+      <w:r>
+        <w:t xml:space="preserve">DB1: </w:t>
+      </w:r>
+      <w:r>
+        <w:t xml:space="preserve">Database di produzione 1 (cnx su Server OVH): contenente </w:t>
+      </w:r>
+      <w:r>
+        <w:t xml:space="preserve">le relative tabelle, sequenze, funzioni e view denominate rispettivamente </w:t>
+      </w:r>
+      <w:r>
+        <w:t xml:space="preserve">tabelle1, </w:t>
+      </w:r>
+      <w:r>
+        <w:t xml:space="preserve">sequenze1, </w:t>
+      </w:r>
+      <w:r>
+        <w:t xml:space="preserve">funzioni1 e view1 </w:t>
+      </w:r>
+      <w:r>
+        <w:t>sul quale è sviluppata la vecchia applicazione</w:t>
+      </w:r>
+    </w:p>
+    <w:p>
+      <w:pPr>
+        <w:pStyle w:val="Paragrafoelenco"/>
+        <w:numPr>
+          <w:ilvl w:val="0"/>
+          <w:numId w:val="3"/>
+        </w:numPr>
+      </w:pPr>
+      <w:r>
+        <w:t xml:space="preserve">DB2: </w:t>
+      </w:r>
+      <w:r>
+        <w:t>Database di test 2 (Gorico su Server AWS)</w:t>
+      </w:r>
+      <w:r>
+        <w:t xml:space="preserve">:DB </w:t>
+      </w:r>
+      <w:r>
+        <w:t xml:space="preserve">in test contenente </w:t>
+      </w:r>
+      <w:r>
+        <w:t>le relative tabelle, sequenze, funzioni e view denominate rispettivamente</w:t>
+      </w:r>
+      <w:r>
+        <w:t xml:space="preserve"> </w:t>
+      </w:r>
+      <w:r>
+        <w:t>tabelle 2, funzioni 2 e view 2</w:t>
+      </w:r>
+      <w:r>
+        <w:t xml:space="preserve"> sul quale si sta sviluppando la nuova applicazione.</w:t>
+      </w:r>
+    </w:p>
+    <w:p>
+      <w:pPr>
+        <w:pStyle w:val="Paragrafoelenco"/>
+        <w:numPr>
+          <w:ilvl w:val="0"/>
+          <w:numId w:val="3"/>
+        </w:numPr>
+      </w:pPr>
+      <w:r>
+        <w:t>DB3: futuro database di produzione.</w:t>
+      </w:r>
+    </w:p>
+    <w:p/>
+    <w:p>
+      <w:pPr>
+        <w:pStyle w:val="Titolo1"/>
+        <w:numPr>
+          <w:ilvl w:val="0"/>
+          <w:numId w:val="1"/>
+        </w:numPr>
+      </w:pPr>
+      <w:r>
+        <w:t>Splitting</w:t>
+      </w:r>
+    </w:p>
+    <w:p/>
+    <w:p>
+      <w:r>
+        <w:rPr>
+          <w:b/>
+          <w:bCs/>
+        </w:rPr>
+        <w:t>Obiettivo:</w:t>
+      </w:r>
+      <w:r>
+        <w:t xml:space="preserve"> ottenere un database 3 </w:t>
+      </w:r>
+      <w:r>
+        <w:t xml:space="preserve">(DB3) </w:t>
+      </w:r>
+      <w:r>
+        <w:t xml:space="preserve">di produzione su AWS che contenga </w:t>
+      </w:r>
+      <w:r>
+        <w:t xml:space="preserve">per </w:t>
+      </w:r>
+      <w:r>
+        <w:t xml:space="preserve">le </w:t>
+      </w:r>
+      <w:r>
+        <w:t xml:space="preserve">sole aziende che si intende gestire su DB3. </w:t>
+      </w:r>
+    </w:p>
+    <w:p>
+      <w:r>
+        <w:t xml:space="preserve">Tale DB inizialmente dovrà contenere le </w:t>
+      </w:r>
+      <w:r>
+        <w:t>tabelle del database di produzione (tabelle1) e l’unione delle funzioni e delle views del database di produzione e di quello di test (funzioni1 U funzioni2 e views1 U views2).</w:t>
+      </w:r>
+      <w:r>
+        <w:t xml:space="preserve"> Successivamente si dovranno cancellare i dati delle aziende che si intende continuare a gestire su DB 1.</w:t>
+      </w:r>
+    </w:p>
+    <w:p/>
+    <w:p/>
+    <w:p>
+      <w:pPr>
+        <w:rPr>
+          <w:b/>
+          <w:bCs/>
+        </w:rPr>
+      </w:pPr>
+      <w:r>
+        <w:rPr>
+          <w:b/>
+          <w:bCs/>
+        </w:rPr>
+        <w:lastRenderedPageBreak/>
+        <w:t>Procedura per ottenere l’unione delle funzioni:</w:t>
+      </w:r>
+    </w:p>
+    <w:p>
+      <w:pPr>
+        <w:pStyle w:val="Paragrafoelenco"/>
+        <w:numPr>
+          <w:ilvl w:val="0"/>
+          <w:numId w:val="2"/>
+        </w:numPr>
+      </w:pPr>
+      <w:r>
+        <w:t>Usare la view grc_lista_funzioni per ottenere una lista delle funzioni presenti nel database1</w:t>
+      </w:r>
+    </w:p>
+    <w:p>
+      <w:pPr>
+        <w:pStyle w:val="Paragrafoelenco"/>
+        <w:numPr>
+          <w:ilvl w:val="0"/>
+          <w:numId w:val="2"/>
+        </w:numPr>
+      </w:pPr>
+      <w:r>
+        <w:t>Usare la view grc_lista_funzioni per ottenere una lista delle funzioni presenti nel database2</w:t>
+      </w:r>
+    </w:p>
+    <w:p>
+      <w:pPr>
+        <w:pStyle w:val="Paragrafoelenco"/>
+        <w:numPr>
+          <w:ilvl w:val="0"/>
+          <w:numId w:val="2"/>
+        </w:numPr>
+      </w:pPr>
+      <w:r>
+        <w:t xml:space="preserve"> Esportare in excel le due liste e tramite la funzione cerca.vert trovare quali funzioni sono presenti nel database1 ma non nel database2 </w:t>
+      </w:r>
+    </w:p>
+    <w:p>
+      <w:pPr>
+        <w:pStyle w:val="Paragrafoelenco"/>
+      </w:pPr>
+      <w:r>
+        <w:t>(da sistemare: verificare se la procedura funziona correttamente)</w:t>
+      </w:r>
+    </w:p>
+    <w:p>
+      <w:pPr>
+        <w:pStyle w:val="Paragrafoelenco"/>
+        <w:numPr>
+          <w:ilvl w:val="0"/>
+          <w:numId w:val="2"/>
+        </w:numPr>
+      </w:pPr>
+      <w:r>
+        <w:t>nel database 3 di destinazione verranno importate tutte le funzioni del database2 ed in aggiunta quelle presenti nella lista ottenuta dall’operazione su excel.</w:t>
+      </w:r>
+    </w:p>
+    <w:p>
+      <w:pPr>
+        <w:pStyle w:val="Paragrafoelenco"/>
+      </w:pPr>
+    </w:p>
+    <w:p>
+      <w:r>
+        <w:t>Per importare le funzioni è sufficiente: a) utilizzare la funzione grc_lista_definizioni funzioni() che restituisce le definizioni di tutte le funzioni, b) cancellare le funzioni già presenti nel database 1 destinazione) e poi incollarla nella finestra di script relativa al database di destinazione.</w:t>
+      </w:r>
+    </w:p>
+    <w:p>
+      <w:pPr>
+        <w:pStyle w:val="Paragrafoelenco"/>
+      </w:pPr>
+    </w:p>
+    <w:p>
+      <w:r>
+        <w:t>Procedura per ottenere l’unione delle views:</w:t>
+      </w:r>
+    </w:p>
+    <w:p>
+      <w:r>
+        <w:t xml:space="preserve">si eseguono gli stessi passaggi effettuati per le funzioni utilizzando grc_lista_views e grc_lista_definizioni_views(). </w:t>
+      </w:r>
+    </w:p>
+    <w:p/>
+    <w:p>
+      <w:pPr>
+        <w:pStyle w:val="Titolo1"/>
+        <w:numPr>
+          <w:ilvl w:val="0"/>
+          <w:numId w:val="1"/>
+        </w:numPr>
+      </w:pPr>
+      <w:r>
+        <w:t>Migrazioni successive</w:t>
+      </w:r>
+    </w:p>
+    <w:p/>
+    <w:p/>
+    <w:p>
+      <w:r>
+        <w:t>Procedura per esportare le tabelle:</w:t>
+      </w:r>
+    </w:p>
+    <w:p>
+      <w:r>
+        <w:t>per esportare tabelle da un database in un formato csv si utilizza la funzione grc_esporta_tabelle(‘codice azienda’, ‘codice partizione’).</w:t>
+      </w:r>
+    </w:p>
+    <w:p>
+      <w:r>
+        <w:t>(da sistemare: errore con comando copy)</w:t>
+      </w:r>
+    </w:p>
+    <w:p/>
+    <w:p>
+      <w:r>
+        <w:t>Procedura per importare le tabelle:</w:t>
+      </w:r>
+    </w:p>
+    <w:p>
+      <w:r>
+        <w:t>per importare tabelle da un formato csv in un  database si utilizza la funzione grc_importa_tabelle(‘nome azienda’).</w:t>
+      </w:r>
+    </w:p>
+    <w:p>
+      <w:r>
+        <w:t>(da sistemare: tutto il codice)</w:t>
+      </w:r>
+    </w:p>
+    <w:p/>
+    <w:p>
+      <w:pPr>
+        <w:pStyle w:val="Titolo1"/>
+        <w:numPr>
+          <w:ilvl w:val="0"/>
+          <w:numId w:val="1"/>
+        </w:numPr>
+      </w:pPr>
+      <w:bookmarkStart w:id="1" w:name="_GoBack"/>
+      <w:bookmarkEnd w:id="1"/>
       <w:r>
         <w:t>Attività preliminari</w:t>
       </w:r>
@@ -31,6 +924,18 @@
         <w:t>.</w:t>
       </w:r>
     </w:p>
+    <w:p>
+      <w:r>
+        <w:t>Tutti gli oggetti che seguono sono creabili tramite lo script “</w:t>
+      </w:r>
+      <w:r>
+        <w:t>01-funzioni_view_sequenze_import_export_aziende</w:t>
+      </w:r>
+      <w:r>
+        <w:t>”</w:t>
+      </w:r>
+    </w:p>
+    <w:p/>
     <w:tbl>
       <w:tblPr>
         <w:tblStyle w:val="Grigliatabella"/>
@@ -38,14 +943,14 @@
         <w:tblLook w:val="04A0" w:firstRow="1" w:lastRow="0" w:firstColumn="1" w:lastColumn="0" w:noHBand="0" w:noVBand="1"/>
       </w:tblPr>
       <w:tblGrid>
-        <w:gridCol w:w="3282"/>
-        <w:gridCol w:w="3341"/>
-        <w:gridCol w:w="3005"/>
+        <w:gridCol w:w="3031"/>
+        <w:gridCol w:w="1359"/>
+        <w:gridCol w:w="5238"/>
       </w:tblGrid>
       <w:tr>
         <w:tc>
           <w:tcPr>
-            <w:tcW w:w="3282" w:type="dxa"/>
+            <w:tcW w:w="3031" w:type="dxa"/>
           </w:tcPr>
           <w:p>
             <w:pPr>
@@ -65,7 +970,7 @@
         </w:tc>
         <w:tc>
           <w:tcPr>
-            <w:tcW w:w="3341" w:type="dxa"/>
+            <w:tcW w:w="1359" w:type="dxa"/>
           </w:tcPr>
           <w:p>
             <w:pPr>
@@ -85,7 +990,7 @@
         </w:tc>
         <w:tc>
           <w:tcPr>
-            <w:tcW w:w="3005" w:type="dxa"/>
+            <w:tcW w:w="5238" w:type="dxa"/>
           </w:tcPr>
           <w:p>
             <w:pPr>
@@ -107,17 +1012,18 @@
       <w:tr>
         <w:tc>
           <w:tcPr>
-            <w:tcW w:w="3282" w:type="dxa"/>
+            <w:tcW w:w="3031" w:type="dxa"/>
           </w:tcPr>
           <w:p>
             <w:r>
+              <w:lastRenderedPageBreak/>
               <w:t>S01</w:t>
             </w:r>
           </w:p>
         </w:tc>
         <w:tc>
           <w:tcPr>
-            <w:tcW w:w="3341" w:type="dxa"/>
+            <w:tcW w:w="1359" w:type="dxa"/>
           </w:tcPr>
           <w:p>
             <w:r>
@@ -127,11 +1033,11 @@
         </w:tc>
         <w:tc>
           <w:tcPr>
-            <w:tcW w:w="3005" w:type="dxa"/>
+            <w:tcW w:w="5238" w:type="dxa"/>
           </w:tcPr>
           <w:p>
             <w:r>
-              <w:t>01-Creazione_elenco_tabelle.sql</w:t>
+              <w:t>01-funzioni_view_sequenze_import_export_aziende</w:t>
             </w:r>
           </w:p>
         </w:tc>
@@ -139,7 +1045,7 @@
       <w:tr>
         <w:tc>
           <w:tcPr>
-            <w:tcW w:w="3282" w:type="dxa"/>
+            <w:tcW w:w="3031" w:type="dxa"/>
           </w:tcPr>
           <w:p>
             <w:r>
@@ -149,7 +1055,7 @@
         </w:tc>
         <w:tc>
           <w:tcPr>
-            <w:tcW w:w="3341" w:type="dxa"/>
+            <w:tcW w:w="1359" w:type="dxa"/>
           </w:tcPr>
           <w:p>
             <w:r>
@@ -159,11 +1065,11 @@
         </w:tc>
         <w:tc>
           <w:tcPr>
-            <w:tcW w:w="3005" w:type="dxa"/>
+            <w:tcW w:w="5238" w:type="dxa"/>
           </w:tcPr>
           <w:p>
             <w:r>
-              <w:t>01-Creazione_elenco_tabelle.sql</w:t>
+              <w:t>01-funzioni_view_sequenze_import_export_aziende</w:t>
             </w:r>
           </w:p>
         </w:tc>
@@ -171,7 +1077,7 @@
       <w:tr>
         <w:tc>
           <w:tcPr>
-            <w:tcW w:w="3282" w:type="dxa"/>
+            <w:tcW w:w="3031" w:type="dxa"/>
           </w:tcPr>
           <w:p>
             <w:r>
@@ -181,7 +1087,7 @@
         </w:tc>
         <w:tc>
           <w:tcPr>
-            <w:tcW w:w="3341" w:type="dxa"/>
+            <w:tcW w:w="1359" w:type="dxa"/>
           </w:tcPr>
           <w:p>
             <w:r>
@@ -191,11 +1097,11 @@
         </w:tc>
         <w:tc>
           <w:tcPr>
-            <w:tcW w:w="3005" w:type="dxa"/>
+            <w:tcW w:w="5238" w:type="dxa"/>
           </w:tcPr>
           <w:p>
             <w:r>
-              <w:t>01-Creazione_elenco_tabelle.sql</w:t>
+              <w:t>01-funzioni_view_sequenze_import_export_aziende</w:t>
             </w:r>
           </w:p>
         </w:tc>
@@ -203,17 +1109,17 @@
       <w:tr>
         <w:tc>
           <w:tcPr>
-            <w:tcW w:w="3282" w:type="dxa"/>
+            <w:tcW w:w="3031" w:type="dxa"/>
           </w:tcPr>
           <w:p>
             <w:r>
-              <w:t>CREATE OR REPLACE FUNCTION entrasp.grc_esporta_tabelle</w:t>
+              <w:t>entrasp.grc_esporta_tabelle</w:t>
             </w:r>
           </w:p>
         </w:tc>
         <w:tc>
           <w:tcPr>
-            <w:tcW w:w="3341" w:type="dxa"/>
+            <w:tcW w:w="1359" w:type="dxa"/>
           </w:tcPr>
           <w:p>
             <w:r>
@@ -223,11 +1129,11 @@
         </w:tc>
         <w:tc>
           <w:tcPr>
-            <w:tcW w:w="3005" w:type="dxa"/>
+            <w:tcW w:w="5238" w:type="dxa"/>
           </w:tcPr>
           <w:p>
             <w:r>
-              <w:t>01-Creazione_elenco_tabelle.sql</w:t>
+              <w:t>01-funzioni_view_sequenze_import_export_aziende</w:t>
             </w:r>
           </w:p>
         </w:tc>
@@ -235,33 +1141,40 @@
       <w:tr>
         <w:tc>
           <w:tcPr>
-            <w:tcW w:w="3282" w:type="dxa"/>
+            <w:tcW w:w="3031" w:type="dxa"/>
           </w:tcPr>
-          <w:p/>
+          <w:p>
+            <w:r>
+              <w:t>grc_importa_tabelle</w:t>
+            </w:r>
+          </w:p>
         </w:tc>
         <w:tc>
           <w:tcPr>
-            <w:tcW w:w="3341" w:type="dxa"/>
+            <w:tcW w:w="1359" w:type="dxa"/>
           </w:tcPr>
-          <w:p/>
+          <w:p>
+            <w:r>
+              <w:t>Funzione</w:t>
+            </w:r>
+          </w:p>
         </w:tc>
         <w:tc>
           <w:tcPr>
-            <w:tcW w:w="3005" w:type="dxa"/>
+            <w:tcW w:w="5238" w:type="dxa"/>
           </w:tcPr>
-          <w:p/>
+          <w:p>
+            <w:r>
+              <w:t>01-funzioni_view_sequenze_import_export_aziende</w:t>
+            </w:r>
+          </w:p>
         </w:tc>
       </w:tr>
     </w:tbl>
     <w:p/>
     <w:p>
       <w:r>
-        <w:t xml:space="preserve">E’ altresì necessario importare i valori della tabella denominata “Tabelle” tramite il file denominato </w:t>
-      </w:r>
-      <w:bookmarkStart w:id="0" w:name="_GoBack"/>
-      <w:bookmarkEnd w:id="0"/>
-      <w:r>
-        <w:t>“</w:t>
+        <w:t>E’ altresì necessario importare i valori della tabella denominata “Tabelle” tramite il file denominato “</w:t>
       </w:r>
       <w:r>
         <w:t>tabelle.csv</w:t>
@@ -273,7 +1186,9 @@
     <w:sectPr>
       <w:pgSz w:w="11906" w:h="16838"/>
       <w:pgMar w:top="1417" w:right="1134" w:bottom="1134" w:left="1134" w:header="708" w:footer="708" w:gutter="0"/>
+      <w:pgNumType w:start="0"/>
       <w:cols w:space="708"/>
+      <w:titlePg/>
       <w:docGrid w:linePitch="360"/>
     </w:sectPr>
   </w:body>
@@ -371,8 +1286,629 @@
       </w:pPr>
     </w:lvl>
   </w:abstractNum>
+  <w:abstractNum w:abstractNumId="1" w15:restartNumberingAfterBreak="0">
+    <w:nsid w:val="142174B1"/>
+    <w:multiLevelType w:val="hybridMultilevel"/>
+    <w:tmpl w:val="F2289B64"/>
+    <w:lvl w:ilvl="0" w:tplc="0410000F">
+      <w:start w:val="1"/>
+      <w:numFmt w:val="decimal"/>
+      <w:lvlText w:val="%1."/>
+      <w:lvlJc w:val="left"/>
+      <w:pPr>
+        <w:ind w:left="720" w:hanging="360"/>
+      </w:pPr>
+      <w:rPr>
+        <w:rFonts w:hint="default"/>
+      </w:rPr>
+    </w:lvl>
+    <w:lvl w:ilvl="1" w:tplc="04100003" w:tentative="1">
+      <w:start w:val="1"/>
+      <w:numFmt w:val="bullet"/>
+      <w:lvlText w:val="o"/>
+      <w:lvlJc w:val="left"/>
+      <w:pPr>
+        <w:ind w:left="1440" w:hanging="360"/>
+      </w:pPr>
+      <w:rPr>
+        <w:rFonts w:ascii="Courier New" w:hAnsi="Courier New" w:cs="Courier New" w:hint="default"/>
+      </w:rPr>
+    </w:lvl>
+    <w:lvl w:ilvl="2" w:tplc="04100005" w:tentative="1">
+      <w:start w:val="1"/>
+      <w:numFmt w:val="bullet"/>
+      <w:lvlText w:val=""/>
+      <w:lvlJc w:val="left"/>
+      <w:pPr>
+        <w:ind w:left="2160" w:hanging="360"/>
+      </w:pPr>
+      <w:rPr>
+        <w:rFonts w:ascii="Wingdings" w:hAnsi="Wingdings" w:hint="default"/>
+      </w:rPr>
+    </w:lvl>
+    <w:lvl w:ilvl="3" w:tplc="04100001" w:tentative="1">
+      <w:start w:val="1"/>
+      <w:numFmt w:val="bullet"/>
+      <w:lvlText w:val=""/>
+      <w:lvlJc w:val="left"/>
+      <w:pPr>
+        <w:ind w:left="2880" w:hanging="360"/>
+      </w:pPr>
+      <w:rPr>
+        <w:rFonts w:ascii="Symbol" w:hAnsi="Symbol" w:hint="default"/>
+      </w:rPr>
+    </w:lvl>
+    <w:lvl w:ilvl="4" w:tplc="04100003" w:tentative="1">
+      <w:start w:val="1"/>
+      <w:numFmt w:val="bullet"/>
+      <w:lvlText w:val="o"/>
+      <w:lvlJc w:val="left"/>
+      <w:pPr>
+        <w:ind w:left="3600" w:hanging="360"/>
+      </w:pPr>
+      <w:rPr>
+        <w:rFonts w:ascii="Courier New" w:hAnsi="Courier New" w:cs="Courier New" w:hint="default"/>
+      </w:rPr>
+    </w:lvl>
+    <w:lvl w:ilvl="5" w:tplc="04100005" w:tentative="1">
+      <w:start w:val="1"/>
+      <w:numFmt w:val="bullet"/>
+      <w:lvlText w:val=""/>
+      <w:lvlJc w:val="left"/>
+      <w:pPr>
+        <w:ind w:left="4320" w:hanging="360"/>
+      </w:pPr>
+      <w:rPr>
+        <w:rFonts w:ascii="Wingdings" w:hAnsi="Wingdings" w:hint="default"/>
+      </w:rPr>
+    </w:lvl>
+    <w:lvl w:ilvl="6" w:tplc="04100001" w:tentative="1">
+      <w:start w:val="1"/>
+      <w:numFmt w:val="bullet"/>
+      <w:lvlText w:val=""/>
+      <w:lvlJc w:val="left"/>
+      <w:pPr>
+        <w:ind w:left="5040" w:hanging="360"/>
+      </w:pPr>
+      <w:rPr>
+        <w:rFonts w:ascii="Symbol" w:hAnsi="Symbol" w:hint="default"/>
+      </w:rPr>
+    </w:lvl>
+    <w:lvl w:ilvl="7" w:tplc="04100003" w:tentative="1">
+      <w:start w:val="1"/>
+      <w:numFmt w:val="bullet"/>
+      <w:lvlText w:val="o"/>
+      <w:lvlJc w:val="left"/>
+      <w:pPr>
+        <w:ind w:left="5760" w:hanging="360"/>
+      </w:pPr>
+      <w:rPr>
+        <w:rFonts w:ascii="Courier New" w:hAnsi="Courier New" w:cs="Courier New" w:hint="default"/>
+      </w:rPr>
+    </w:lvl>
+    <w:lvl w:ilvl="8" w:tplc="04100005" w:tentative="1">
+      <w:start w:val="1"/>
+      <w:numFmt w:val="bullet"/>
+      <w:lvlText w:val=""/>
+      <w:lvlJc w:val="left"/>
+      <w:pPr>
+        <w:ind w:left="6480" w:hanging="360"/>
+      </w:pPr>
+      <w:rPr>
+        <w:rFonts w:ascii="Wingdings" w:hAnsi="Wingdings" w:hint="default"/>
+      </w:rPr>
+    </w:lvl>
+  </w:abstractNum>
+  <w:abstractNum w:abstractNumId="2" w15:restartNumberingAfterBreak="0">
+    <w:nsid w:val="1C622289"/>
+    <w:multiLevelType w:val="hybridMultilevel"/>
+    <w:tmpl w:val="BF20E17C"/>
+    <w:lvl w:ilvl="0" w:tplc="0410000F">
+      <w:start w:val="1"/>
+      <w:numFmt w:val="decimal"/>
+      <w:lvlText w:val="%1."/>
+      <w:lvlJc w:val="left"/>
+      <w:pPr>
+        <w:ind w:left="720" w:hanging="360"/>
+      </w:pPr>
+      <w:rPr>
+        <w:rFonts w:hint="default"/>
+      </w:rPr>
+    </w:lvl>
+    <w:lvl w:ilvl="1" w:tplc="04100019" w:tentative="1">
+      <w:start w:val="1"/>
+      <w:numFmt w:val="lowerLetter"/>
+      <w:lvlText w:val="%2."/>
+      <w:lvlJc w:val="left"/>
+      <w:pPr>
+        <w:ind w:left="1440" w:hanging="360"/>
+      </w:pPr>
+    </w:lvl>
+    <w:lvl w:ilvl="2" w:tplc="0410001B" w:tentative="1">
+      <w:start w:val="1"/>
+      <w:numFmt w:val="lowerRoman"/>
+      <w:lvlText w:val="%3."/>
+      <w:lvlJc w:val="right"/>
+      <w:pPr>
+        <w:ind w:left="2160" w:hanging="180"/>
+      </w:pPr>
+    </w:lvl>
+    <w:lvl w:ilvl="3" w:tplc="0410000F" w:tentative="1">
+      <w:start w:val="1"/>
+      <w:numFmt w:val="decimal"/>
+      <w:lvlText w:val="%4."/>
+      <w:lvlJc w:val="left"/>
+      <w:pPr>
+        <w:ind w:left="2880" w:hanging="360"/>
+      </w:pPr>
+    </w:lvl>
+    <w:lvl w:ilvl="4" w:tplc="04100019" w:tentative="1">
+      <w:start w:val="1"/>
+      <w:numFmt w:val="lowerLetter"/>
+      <w:lvlText w:val="%5."/>
+      <w:lvlJc w:val="left"/>
+      <w:pPr>
+        <w:ind w:left="3600" w:hanging="360"/>
+      </w:pPr>
+    </w:lvl>
+    <w:lvl w:ilvl="5" w:tplc="0410001B" w:tentative="1">
+      <w:start w:val="1"/>
+      <w:numFmt w:val="lowerRoman"/>
+      <w:lvlText w:val="%6."/>
+      <w:lvlJc w:val="right"/>
+      <w:pPr>
+        <w:ind w:left="4320" w:hanging="180"/>
+      </w:pPr>
+    </w:lvl>
+    <w:lvl w:ilvl="6" w:tplc="0410000F" w:tentative="1">
+      <w:start w:val="1"/>
+      <w:numFmt w:val="decimal"/>
+      <w:lvlText w:val="%7."/>
+      <w:lvlJc w:val="left"/>
+      <w:pPr>
+        <w:ind w:left="5040" w:hanging="360"/>
+      </w:pPr>
+    </w:lvl>
+    <w:lvl w:ilvl="7" w:tplc="04100019" w:tentative="1">
+      <w:start w:val="1"/>
+      <w:numFmt w:val="lowerLetter"/>
+      <w:lvlText w:val="%8."/>
+      <w:lvlJc w:val="left"/>
+      <w:pPr>
+        <w:ind w:left="5760" w:hanging="360"/>
+      </w:pPr>
+    </w:lvl>
+    <w:lvl w:ilvl="8" w:tplc="0410001B" w:tentative="1">
+      <w:start w:val="1"/>
+      <w:numFmt w:val="lowerRoman"/>
+      <w:lvlText w:val="%9."/>
+      <w:lvlJc w:val="right"/>
+      <w:pPr>
+        <w:ind w:left="6480" w:hanging="180"/>
+      </w:pPr>
+    </w:lvl>
+  </w:abstractNum>
+  <w:abstractNum w:abstractNumId="3" w15:restartNumberingAfterBreak="0">
+    <w:nsid w:val="2BF16D3F"/>
+    <w:multiLevelType w:val="hybridMultilevel"/>
+    <w:tmpl w:val="C04839C8"/>
+    <w:lvl w:ilvl="0" w:tplc="04100001">
+      <w:start w:val="1"/>
+      <w:numFmt w:val="bullet"/>
+      <w:lvlText w:val=""/>
+      <w:lvlJc w:val="left"/>
+      <w:pPr>
+        <w:ind w:left="720" w:hanging="360"/>
+      </w:pPr>
+      <w:rPr>
+        <w:rFonts w:ascii="Symbol" w:hAnsi="Symbol" w:hint="default"/>
+      </w:rPr>
+    </w:lvl>
+    <w:lvl w:ilvl="1" w:tplc="04100003" w:tentative="1">
+      <w:start w:val="1"/>
+      <w:numFmt w:val="bullet"/>
+      <w:lvlText w:val="o"/>
+      <w:lvlJc w:val="left"/>
+      <w:pPr>
+        <w:ind w:left="1440" w:hanging="360"/>
+      </w:pPr>
+      <w:rPr>
+        <w:rFonts w:ascii="Courier New" w:hAnsi="Courier New" w:cs="Courier New" w:hint="default"/>
+      </w:rPr>
+    </w:lvl>
+    <w:lvl w:ilvl="2" w:tplc="04100005" w:tentative="1">
+      <w:start w:val="1"/>
+      <w:numFmt w:val="bullet"/>
+      <w:lvlText w:val=""/>
+      <w:lvlJc w:val="left"/>
+      <w:pPr>
+        <w:ind w:left="2160" w:hanging="360"/>
+      </w:pPr>
+      <w:rPr>
+        <w:rFonts w:ascii="Wingdings" w:hAnsi="Wingdings" w:hint="default"/>
+      </w:rPr>
+    </w:lvl>
+    <w:lvl w:ilvl="3" w:tplc="04100001" w:tentative="1">
+      <w:start w:val="1"/>
+      <w:numFmt w:val="bullet"/>
+      <w:lvlText w:val=""/>
+      <w:lvlJc w:val="left"/>
+      <w:pPr>
+        <w:ind w:left="2880" w:hanging="360"/>
+      </w:pPr>
+      <w:rPr>
+        <w:rFonts w:ascii="Symbol" w:hAnsi="Symbol" w:hint="default"/>
+      </w:rPr>
+    </w:lvl>
+    <w:lvl w:ilvl="4" w:tplc="04100003" w:tentative="1">
+      <w:start w:val="1"/>
+      <w:numFmt w:val="bullet"/>
+      <w:lvlText w:val="o"/>
+      <w:lvlJc w:val="left"/>
+      <w:pPr>
+        <w:ind w:left="3600" w:hanging="360"/>
+      </w:pPr>
+      <w:rPr>
+        <w:rFonts w:ascii="Courier New" w:hAnsi="Courier New" w:cs="Courier New" w:hint="default"/>
+      </w:rPr>
+    </w:lvl>
+    <w:lvl w:ilvl="5" w:tplc="04100005" w:tentative="1">
+      <w:start w:val="1"/>
+      <w:numFmt w:val="bullet"/>
+      <w:lvlText w:val=""/>
+      <w:lvlJc w:val="left"/>
+      <w:pPr>
+        <w:ind w:left="4320" w:hanging="360"/>
+      </w:pPr>
+      <w:rPr>
+        <w:rFonts w:ascii="Wingdings" w:hAnsi="Wingdings" w:hint="default"/>
+      </w:rPr>
+    </w:lvl>
+    <w:lvl w:ilvl="6" w:tplc="04100001" w:tentative="1">
+      <w:start w:val="1"/>
+      <w:numFmt w:val="bullet"/>
+      <w:lvlText w:val=""/>
+      <w:lvlJc w:val="left"/>
+      <w:pPr>
+        <w:ind w:left="5040" w:hanging="360"/>
+      </w:pPr>
+      <w:rPr>
+        <w:rFonts w:ascii="Symbol" w:hAnsi="Symbol" w:hint="default"/>
+      </w:rPr>
+    </w:lvl>
+    <w:lvl w:ilvl="7" w:tplc="04100003" w:tentative="1">
+      <w:start w:val="1"/>
+      <w:numFmt w:val="bullet"/>
+      <w:lvlText w:val="o"/>
+      <w:lvlJc w:val="left"/>
+      <w:pPr>
+        <w:ind w:left="5760" w:hanging="360"/>
+      </w:pPr>
+      <w:rPr>
+        <w:rFonts w:ascii="Courier New" w:hAnsi="Courier New" w:cs="Courier New" w:hint="default"/>
+      </w:rPr>
+    </w:lvl>
+    <w:lvl w:ilvl="8" w:tplc="04100005" w:tentative="1">
+      <w:start w:val="1"/>
+      <w:numFmt w:val="bullet"/>
+      <w:lvlText w:val=""/>
+      <w:lvlJc w:val="left"/>
+      <w:pPr>
+        <w:ind w:left="6480" w:hanging="360"/>
+      </w:pPr>
+      <w:rPr>
+        <w:rFonts w:ascii="Wingdings" w:hAnsi="Wingdings" w:hint="default"/>
+      </w:rPr>
+    </w:lvl>
+  </w:abstractNum>
+  <w:abstractNum w:abstractNumId="4" w15:restartNumberingAfterBreak="0">
+    <w:nsid w:val="433F031C"/>
+    <w:multiLevelType w:val="hybridMultilevel"/>
+    <w:tmpl w:val="BF20E17C"/>
+    <w:lvl w:ilvl="0" w:tplc="0410000F">
+      <w:start w:val="1"/>
+      <w:numFmt w:val="decimal"/>
+      <w:lvlText w:val="%1."/>
+      <w:lvlJc w:val="left"/>
+      <w:pPr>
+        <w:ind w:left="720" w:hanging="360"/>
+      </w:pPr>
+      <w:rPr>
+        <w:rFonts w:hint="default"/>
+      </w:rPr>
+    </w:lvl>
+    <w:lvl w:ilvl="1" w:tplc="04100019" w:tentative="1">
+      <w:start w:val="1"/>
+      <w:numFmt w:val="lowerLetter"/>
+      <w:lvlText w:val="%2."/>
+      <w:lvlJc w:val="left"/>
+      <w:pPr>
+        <w:ind w:left="1440" w:hanging="360"/>
+      </w:pPr>
+    </w:lvl>
+    <w:lvl w:ilvl="2" w:tplc="0410001B" w:tentative="1">
+      <w:start w:val="1"/>
+      <w:numFmt w:val="lowerRoman"/>
+      <w:lvlText w:val="%3."/>
+      <w:lvlJc w:val="right"/>
+      <w:pPr>
+        <w:ind w:left="2160" w:hanging="180"/>
+      </w:pPr>
+    </w:lvl>
+    <w:lvl w:ilvl="3" w:tplc="0410000F" w:tentative="1">
+      <w:start w:val="1"/>
+      <w:numFmt w:val="decimal"/>
+      <w:lvlText w:val="%4."/>
+      <w:lvlJc w:val="left"/>
+      <w:pPr>
+        <w:ind w:left="2880" w:hanging="360"/>
+      </w:pPr>
+    </w:lvl>
+    <w:lvl w:ilvl="4" w:tplc="04100019" w:tentative="1">
+      <w:start w:val="1"/>
+      <w:numFmt w:val="lowerLetter"/>
+      <w:lvlText w:val="%5."/>
+      <w:lvlJc w:val="left"/>
+      <w:pPr>
+        <w:ind w:left="3600" w:hanging="360"/>
+      </w:pPr>
+    </w:lvl>
+    <w:lvl w:ilvl="5" w:tplc="0410001B" w:tentative="1">
+      <w:start w:val="1"/>
+      <w:numFmt w:val="lowerRoman"/>
+      <w:lvlText w:val="%6."/>
+      <w:lvlJc w:val="right"/>
+      <w:pPr>
+        <w:ind w:left="4320" w:hanging="180"/>
+      </w:pPr>
+    </w:lvl>
+    <w:lvl w:ilvl="6" w:tplc="0410000F" w:tentative="1">
+      <w:start w:val="1"/>
+      <w:numFmt w:val="decimal"/>
+      <w:lvlText w:val="%7."/>
+      <w:lvlJc w:val="left"/>
+      <w:pPr>
+        <w:ind w:left="5040" w:hanging="360"/>
+      </w:pPr>
+    </w:lvl>
+    <w:lvl w:ilvl="7" w:tplc="04100019" w:tentative="1">
+      <w:start w:val="1"/>
+      <w:numFmt w:val="lowerLetter"/>
+      <w:lvlText w:val="%8."/>
+      <w:lvlJc w:val="left"/>
+      <w:pPr>
+        <w:ind w:left="5760" w:hanging="360"/>
+      </w:pPr>
+    </w:lvl>
+    <w:lvl w:ilvl="8" w:tplc="0410001B" w:tentative="1">
+      <w:start w:val="1"/>
+      <w:numFmt w:val="lowerRoman"/>
+      <w:lvlText w:val="%9."/>
+      <w:lvlJc w:val="right"/>
+      <w:pPr>
+        <w:ind w:left="6480" w:hanging="180"/>
+      </w:pPr>
+    </w:lvl>
+  </w:abstractNum>
+  <w:abstractNum w:abstractNumId="5" w15:restartNumberingAfterBreak="0">
+    <w:nsid w:val="50FA547B"/>
+    <w:multiLevelType w:val="hybridMultilevel"/>
+    <w:tmpl w:val="58D42BAC"/>
+    <w:lvl w:ilvl="0" w:tplc="04100001">
+      <w:start w:val="1"/>
+      <w:numFmt w:val="bullet"/>
+      <w:lvlText w:val=""/>
+      <w:lvlJc w:val="left"/>
+      <w:pPr>
+        <w:ind w:left="720" w:hanging="360"/>
+      </w:pPr>
+      <w:rPr>
+        <w:rFonts w:ascii="Symbol" w:hAnsi="Symbol" w:hint="default"/>
+      </w:rPr>
+    </w:lvl>
+    <w:lvl w:ilvl="1" w:tplc="04100003" w:tentative="1">
+      <w:start w:val="1"/>
+      <w:numFmt w:val="bullet"/>
+      <w:lvlText w:val="o"/>
+      <w:lvlJc w:val="left"/>
+      <w:pPr>
+        <w:ind w:left="1440" w:hanging="360"/>
+      </w:pPr>
+      <w:rPr>
+        <w:rFonts w:ascii="Courier New" w:hAnsi="Courier New" w:cs="Courier New" w:hint="default"/>
+      </w:rPr>
+    </w:lvl>
+    <w:lvl w:ilvl="2" w:tplc="04100005" w:tentative="1">
+      <w:start w:val="1"/>
+      <w:numFmt w:val="bullet"/>
+      <w:lvlText w:val=""/>
+      <w:lvlJc w:val="left"/>
+      <w:pPr>
+        <w:ind w:left="2160" w:hanging="360"/>
+      </w:pPr>
+      <w:rPr>
+        <w:rFonts w:ascii="Wingdings" w:hAnsi="Wingdings" w:hint="default"/>
+      </w:rPr>
+    </w:lvl>
+    <w:lvl w:ilvl="3" w:tplc="04100001" w:tentative="1">
+      <w:start w:val="1"/>
+      <w:numFmt w:val="bullet"/>
+      <w:lvlText w:val=""/>
+      <w:lvlJc w:val="left"/>
+      <w:pPr>
+        <w:ind w:left="2880" w:hanging="360"/>
+      </w:pPr>
+      <w:rPr>
+        <w:rFonts w:ascii="Symbol" w:hAnsi="Symbol" w:hint="default"/>
+      </w:rPr>
+    </w:lvl>
+    <w:lvl w:ilvl="4" w:tplc="04100003" w:tentative="1">
+      <w:start w:val="1"/>
+      <w:numFmt w:val="bullet"/>
+      <w:lvlText w:val="o"/>
+      <w:lvlJc w:val="left"/>
+      <w:pPr>
+        <w:ind w:left="3600" w:hanging="360"/>
+      </w:pPr>
+      <w:rPr>
+        <w:rFonts w:ascii="Courier New" w:hAnsi="Courier New" w:cs="Courier New" w:hint="default"/>
+      </w:rPr>
+    </w:lvl>
+    <w:lvl w:ilvl="5" w:tplc="04100005" w:tentative="1">
+      <w:start w:val="1"/>
+      <w:numFmt w:val="bullet"/>
+      <w:lvlText w:val=""/>
+      <w:lvlJc w:val="left"/>
+      <w:pPr>
+        <w:ind w:left="4320" w:hanging="360"/>
+      </w:pPr>
+      <w:rPr>
+        <w:rFonts w:ascii="Wingdings" w:hAnsi="Wingdings" w:hint="default"/>
+      </w:rPr>
+    </w:lvl>
+    <w:lvl w:ilvl="6" w:tplc="04100001" w:tentative="1">
+      <w:start w:val="1"/>
+      <w:numFmt w:val="bullet"/>
+      <w:lvlText w:val=""/>
+      <w:lvlJc w:val="left"/>
+      <w:pPr>
+        <w:ind w:left="5040" w:hanging="360"/>
+      </w:pPr>
+      <w:rPr>
+        <w:rFonts w:ascii="Symbol" w:hAnsi="Symbol" w:hint="default"/>
+      </w:rPr>
+    </w:lvl>
+    <w:lvl w:ilvl="7" w:tplc="04100003" w:tentative="1">
+      <w:start w:val="1"/>
+      <w:numFmt w:val="bullet"/>
+      <w:lvlText w:val="o"/>
+      <w:lvlJc w:val="left"/>
+      <w:pPr>
+        <w:ind w:left="5760" w:hanging="360"/>
+      </w:pPr>
+      <w:rPr>
+        <w:rFonts w:ascii="Courier New" w:hAnsi="Courier New" w:cs="Courier New" w:hint="default"/>
+      </w:rPr>
+    </w:lvl>
+    <w:lvl w:ilvl="8" w:tplc="04100005" w:tentative="1">
+      <w:start w:val="1"/>
+      <w:numFmt w:val="bullet"/>
+      <w:lvlText w:val=""/>
+      <w:lvlJc w:val="left"/>
+      <w:pPr>
+        <w:ind w:left="6480" w:hanging="360"/>
+      </w:pPr>
+      <w:rPr>
+        <w:rFonts w:ascii="Wingdings" w:hAnsi="Wingdings" w:hint="default"/>
+      </w:rPr>
+    </w:lvl>
+  </w:abstractNum>
+  <w:abstractNum w:abstractNumId="6" w15:restartNumberingAfterBreak="0">
+    <w:nsid w:val="529F546E"/>
+    <w:multiLevelType w:val="hybridMultilevel"/>
+    <w:tmpl w:val="8248A2A0"/>
+    <w:lvl w:ilvl="0" w:tplc="04100011">
+      <w:start w:val="1"/>
+      <w:numFmt w:val="decimal"/>
+      <w:lvlText w:val="%1)"/>
+      <w:lvlJc w:val="left"/>
+      <w:pPr>
+        <w:ind w:left="720" w:hanging="360"/>
+      </w:pPr>
+    </w:lvl>
+    <w:lvl w:ilvl="1" w:tplc="04100019" w:tentative="1">
+      <w:start w:val="1"/>
+      <w:numFmt w:val="lowerLetter"/>
+      <w:lvlText w:val="%2."/>
+      <w:lvlJc w:val="left"/>
+      <w:pPr>
+        <w:ind w:left="1440" w:hanging="360"/>
+      </w:pPr>
+    </w:lvl>
+    <w:lvl w:ilvl="2" w:tplc="0410001B" w:tentative="1">
+      <w:start w:val="1"/>
+      <w:numFmt w:val="lowerRoman"/>
+      <w:lvlText w:val="%3."/>
+      <w:lvlJc w:val="right"/>
+      <w:pPr>
+        <w:ind w:left="2160" w:hanging="180"/>
+      </w:pPr>
+    </w:lvl>
+    <w:lvl w:ilvl="3" w:tplc="0410000F" w:tentative="1">
+      <w:start w:val="1"/>
+      <w:numFmt w:val="decimal"/>
+      <w:lvlText w:val="%4."/>
+      <w:lvlJc w:val="left"/>
+      <w:pPr>
+        <w:ind w:left="2880" w:hanging="360"/>
+      </w:pPr>
+    </w:lvl>
+    <w:lvl w:ilvl="4" w:tplc="04100019" w:tentative="1">
+      <w:start w:val="1"/>
+      <w:numFmt w:val="lowerLetter"/>
+      <w:lvlText w:val="%5."/>
+      <w:lvlJc w:val="left"/>
+      <w:pPr>
+        <w:ind w:left="3600" w:hanging="360"/>
+      </w:pPr>
+    </w:lvl>
+    <w:lvl w:ilvl="5" w:tplc="0410001B" w:tentative="1">
+      <w:start w:val="1"/>
+      <w:numFmt w:val="lowerRoman"/>
+      <w:lvlText w:val="%6."/>
+      <w:lvlJc w:val="right"/>
+      <w:pPr>
+        <w:ind w:left="4320" w:hanging="180"/>
+      </w:pPr>
+    </w:lvl>
+    <w:lvl w:ilvl="6" w:tplc="0410000F" w:tentative="1">
+      <w:start w:val="1"/>
+      <w:numFmt w:val="decimal"/>
+      <w:lvlText w:val="%7."/>
+      <w:lvlJc w:val="left"/>
+      <w:pPr>
+        <w:ind w:left="5040" w:hanging="360"/>
+      </w:pPr>
+    </w:lvl>
+    <w:lvl w:ilvl="7" w:tplc="04100019" w:tentative="1">
+      <w:start w:val="1"/>
+      <w:numFmt w:val="lowerLetter"/>
+      <w:lvlText w:val="%8."/>
+      <w:lvlJc w:val="left"/>
+      <w:pPr>
+        <w:ind w:left="5760" w:hanging="360"/>
+      </w:pPr>
+    </w:lvl>
+    <w:lvl w:ilvl="8" w:tplc="0410001B" w:tentative="1">
+      <w:start w:val="1"/>
+      <w:numFmt w:val="lowerRoman"/>
+      <w:lvlText w:val="%9."/>
+      <w:lvlJc w:val="right"/>
+      <w:pPr>
+        <w:ind w:left="6480" w:hanging="180"/>
+      </w:pPr>
+    </w:lvl>
+  </w:abstractNum>
   <w:num w:numId="1">
     <w:abstractNumId w:val="0"/>
+  </w:num>
+  <w:num w:numId="2">
+    <w:abstractNumId w:val="6"/>
+  </w:num>
+  <w:num w:numId="3">
+    <w:abstractNumId w:val="3"/>
+  </w:num>
+  <w:num w:numId="4">
+    <w:abstractNumId w:val="5"/>
+  </w:num>
+  <w:num w:numId="5">
+    <w:abstractNumId w:val="1"/>
+  </w:num>
+  <w:num w:numId="6">
+    <w:abstractNumId w:val="4"/>
+  </w:num>
+  <w:num w:numId="7">
+    <w:abstractNumId w:val="2"/>
   </w:num>
 </w:numbering>
 </file>
@@ -856,6 +2392,93 @@
       </w:tblBorders>
     </w:tblPr>
   </w:style>
+  <w:style w:type="paragraph" w:styleId="Paragrafoelenco">
+    <w:name w:val="List Paragraph"/>
+    <w:basedOn w:val="Normale"/>
+    <w:uiPriority w:val="34"/>
+    <w:qFormat/>
+    <w:rsid w:val="00013F2A"/>
+    <w:pPr>
+      <w:spacing w:after="0" w:line="240" w:lineRule="auto"/>
+      <w:ind w:left="720"/>
+      <w:contextualSpacing/>
+    </w:pPr>
+    <w:rPr>
+      <w:sz w:val="24"/>
+      <w:szCs w:val="24"/>
+    </w:rPr>
+  </w:style>
+  <w:style w:type="paragraph" w:styleId="Titolo">
+    <w:name w:val="Title"/>
+    <w:basedOn w:val="Normale"/>
+    <w:next w:val="Normale"/>
+    <w:link w:val="TitoloCarattere"/>
+    <w:uiPriority w:val="10"/>
+    <w:qFormat/>
+    <w:rsid w:val="00013F2A"/>
+    <w:pPr>
+      <w:spacing w:after="0" w:line="216" w:lineRule="auto"/>
+      <w:contextualSpacing/>
+    </w:pPr>
+    <w:rPr>
+      <w:rFonts w:asciiTheme="majorHAnsi" w:eastAsiaTheme="majorEastAsia" w:hAnsiTheme="majorHAnsi" w:cstheme="majorBidi"/>
+      <w:color w:val="404040" w:themeColor="text1" w:themeTint="BF"/>
+      <w:spacing w:val="-10"/>
+      <w:kern w:val="28"/>
+      <w:sz w:val="56"/>
+      <w:szCs w:val="56"/>
+      <w:lang w:eastAsia="it-IT"/>
+    </w:rPr>
+  </w:style>
+  <w:style w:type="character" w:customStyle="1" w:styleId="TitoloCarattere">
+    <w:name w:val="Titolo Carattere"/>
+    <w:basedOn w:val="Carpredefinitoparagrafo"/>
+    <w:link w:val="Titolo"/>
+    <w:uiPriority w:val="10"/>
+    <w:rsid w:val="00013F2A"/>
+    <w:rPr>
+      <w:rFonts w:asciiTheme="majorHAnsi" w:eastAsiaTheme="majorEastAsia" w:hAnsiTheme="majorHAnsi" w:cstheme="majorBidi"/>
+      <w:color w:val="404040" w:themeColor="text1" w:themeTint="BF"/>
+      <w:spacing w:val="-10"/>
+      <w:kern w:val="28"/>
+      <w:sz w:val="56"/>
+      <w:szCs w:val="56"/>
+      <w:lang w:eastAsia="it-IT"/>
+    </w:rPr>
+  </w:style>
+  <w:style w:type="paragraph" w:styleId="Sottotitolo">
+    <w:name w:val="Subtitle"/>
+    <w:basedOn w:val="Normale"/>
+    <w:next w:val="Normale"/>
+    <w:link w:val="SottotitoloCarattere"/>
+    <w:uiPriority w:val="11"/>
+    <w:qFormat/>
+    <w:rsid w:val="00013F2A"/>
+    <w:pPr>
+      <w:numPr>
+        <w:ilvl w:val="1"/>
+      </w:numPr>
+    </w:pPr>
+    <w:rPr>
+      <w:rFonts w:eastAsiaTheme="minorEastAsia" w:cs="Times New Roman"/>
+      <w:color w:val="5A5A5A" w:themeColor="text1" w:themeTint="A5"/>
+      <w:spacing w:val="15"/>
+      <w:lang w:eastAsia="it-IT"/>
+    </w:rPr>
+  </w:style>
+  <w:style w:type="character" w:customStyle="1" w:styleId="SottotitoloCarattere">
+    <w:name w:val="Sottotitolo Carattere"/>
+    <w:basedOn w:val="Carpredefinitoparagrafo"/>
+    <w:link w:val="Sottotitolo"/>
+    <w:uiPriority w:val="11"/>
+    <w:rsid w:val="00013F2A"/>
+    <w:rPr>
+      <w:rFonts w:eastAsiaTheme="minorEastAsia" w:cs="Times New Roman"/>
+      <w:color w:val="5A5A5A" w:themeColor="text1" w:themeTint="A5"/>
+      <w:spacing w:val="15"/>
+      <w:lang w:eastAsia="it-IT"/>
+    </w:rPr>
+  </w:style>
 </w:styles>
 </file>
 
@@ -1152,4 +2775,23 @@
     </a:ext>
   </a:extLst>
 </a:theme>
+</file>
+
+<file path=customXml/item1.xml><?xml version="1.0" encoding="utf-8"?>
+<CoverPageProperties xmlns="http://schemas.microsoft.com/office/2006/coverPageProps">
+  <PublishDate/>
+  <Abstract>Procedura per la gestione della migrazione una tantum e migrazione successiva dei clienti da Connexio a Gorico</Abstract>
+  <CompanyAddress/>
+  <CompanyPhone/>
+  <CompanyFax/>
+  <CompanyEmail/>
+</CoverPageProperties>
+</file>
+
+<file path=customXml/itemProps1.xml><?xml version="1.0" encoding="utf-8"?>
+<ds:datastoreItem xmlns:ds="http://schemas.openxmlformats.org/officeDocument/2006/customXml" ds:itemID="{55AF091B-3C7A-41E3-B477-F2FDAA23CFDA}">
+  <ds:schemaRefs>
+    <ds:schemaRef ds:uri="http://schemas.microsoft.com/office/2006/coverPageProps"/>
+  </ds:schemaRefs>
+</ds:datastoreItem>
 </file>